--- a/硅谷101/E102 硅基文明能否取代碳基文明？聊聊AI的心智与数字化人/全文_校读版.docx
+++ b/硅谷101/E102 硅基文明能否取代碳基文明？聊聊AI的心智与数字化人/全文_校读版.docx
@@ -283,7 +283,7 @@
     </w:p>
     <w:p>
       <w:r>
-        <w:t xml:space="preserve">那你刚才第二个问到说人工智能的有意识，我觉得这一点的话，我可能相对比较乐观。我觉得其实作为我们人类本身，我们还是要对自己的意识。</w:t>
+        <w:t xml:space="preserve">那你刚才第二个问到说人工智能的有意识，我觉得这一点的话，我可能相对比较乐观。我觉得其实作为我们人类本身，我们还是要对自己的意识、我们的智能，还有包括我们各种各样的情感能力，要有很强的一个信心的。</w:t>
       </w:r>
     </w:p>
     <w:p>
